--- a/final_results.docx
+++ b/final_results.docx
@@ -83,36 +83,16 @@
       </w:pPr>
       <w:r>
         <w:rPr>
-          <w:rFonts w:hint="eastAsia"/>
-        </w:rPr>
-        <w:t xml:space="preserve">In a runtime environment where the central control host has CPU: i7 12700H, GPU: RTX3060, and RAM: 24G DDR5 4800MHz, the time for robot control, image point cloud conversion, point cloud merging, projecting the point cloud into a 2D map, and path planning is measured.  </w:t>
-      </w:r>
-    </w:p>
-    <w:p>
-      <w:pPr>
-        <w:rPr>
-          <w:rFonts w:hint="eastAsia"/>
-        </w:rPr>
-      </w:pPr>
-    </w:p>
-    <w:p>
-      <w:pPr>
-        <w:rPr>
-          <w:rFonts w:hint="eastAsia"/>
-        </w:rPr>
-      </w:pPr>
-      <w:r>
-        <w:rPr>
           <w:noProof/>
         </w:rPr>
         <w:drawing>
-          <wp:anchor distT="0" distB="0" distL="114300" distR="114300" simplePos="0" relativeHeight="251658240" behindDoc="0" locked="0" layoutInCell="1" allowOverlap="1" wp14:anchorId="1E38AE46" wp14:editId="376E1800">
+          <wp:anchor distT="0" distB="0" distL="114300" distR="114300" simplePos="0" relativeHeight="251658240" behindDoc="0" locked="0" layoutInCell="1" allowOverlap="1" wp14:anchorId="1E38AE46" wp14:editId="6D742403">
             <wp:simplePos x="0" y="0"/>
             <wp:positionH relativeFrom="margin">
               <wp:align>center</wp:align>
             </wp:positionH>
             <wp:positionV relativeFrom="paragraph">
-              <wp:posOffset>421539</wp:posOffset>
+              <wp:posOffset>873383</wp:posOffset>
             </wp:positionV>
             <wp:extent cx="6074410" cy="3037205"/>
             <wp:effectExtent l="0" t="0" r="2540" b="0"/>
@@ -172,6 +152,26 @@
         <w:rPr>
           <w:rFonts w:hint="eastAsia"/>
         </w:rPr>
+        <w:t xml:space="preserve">In a runtime environment where the central control host has CPU: i7 12700H, GPU: RTX3060, and RAM: 24G DDR5 4800MHz, the time for robot control, image point cloud conversion, point cloud merging, projecting the point cloud into a 2D map, and path planning is measured.  </w:t>
+      </w:r>
+    </w:p>
+    <w:p>
+      <w:pPr>
+        <w:rPr>
+          <w:rFonts w:hint="eastAsia"/>
+        </w:rPr>
+      </w:pPr>
+    </w:p>
+    <w:p>
+      <w:pPr>
+        <w:rPr>
+          <w:rFonts w:hint="eastAsia"/>
+        </w:rPr>
+      </w:pPr>
+      <w:r>
+        <w:rPr>
+          <w:rFonts w:hint="eastAsia"/>
+        </w:rPr>
         <w:t>The average time is about 18.09 seconds per frame. The main time consumption is in robot control, image point cloud conversion, and point cloud merging.</w:t>
       </w:r>
     </w:p>
@@ -185,21 +185,7 @@
         <w:rPr>
           <w:rFonts w:hint="eastAsia"/>
         </w:rPr>
-        <w:t xml:space="preserve"> The variance in the robot control part is relatively large. This is because for paths of different lengths or movement patterns, the robot</w:t>
-      </w:r>
-      <w:proofErr w:type="gramStart"/>
-      <w:r>
-        <w:rPr>
-          <w:rFonts w:hint="eastAsia"/>
-        </w:rPr>
-        <w:t>’</w:t>
-      </w:r>
-      <w:proofErr w:type="gramEnd"/>
-      <w:r>
-        <w:rPr>
-          <w:rFonts w:hint="eastAsia"/>
-        </w:rPr>
-        <w:t>s actual running time will also vary.</w:t>
+        <w:t xml:space="preserve"> The variance in the robot control part is relatively large. This is because for paths of different lengths or movement patterns, the robot’s actual running time will also vary.</w:t>
       </w:r>
     </w:p>
     <w:p>
@@ -228,107 +214,261 @@
         <w:t>The merging of point clouds, on the other hand, requires handling a large amount of point cloud computation and throughput, so its efficiency is mainly limited by CPU and RAM (primarily the CPU).</w:t>
       </w:r>
     </w:p>
-    <w:p>
-      <w:pPr>
-        <w:rPr>
-          <w:rFonts w:hint="eastAsia"/>
-        </w:rPr>
-      </w:pPr>
-    </w:p>
-    <w:p>
-      <w:pPr>
-        <w:rPr>
-          <w:rFonts w:hint="eastAsia"/>
-        </w:rPr>
-      </w:pPr>
-      <w:r>
-        <w:rPr>
-          <w:rFonts w:hint="eastAsia"/>
-        </w:rPr>
-        <w:t>图：</w:t>
-      </w:r>
-      <w:proofErr w:type="spellStart"/>
-      <w:r>
-        <w:rPr>
-          <w:rFonts w:hint="eastAsia"/>
-        </w:rPr>
-        <w:t>pipline</w:t>
-      </w:r>
-      <w:proofErr w:type="spellEnd"/>
-      <w:r>
-        <w:rPr>
-          <w:rFonts w:hint="eastAsia"/>
-        </w:rPr>
-        <w:t>；图：总体扫描速度提升对比</w:t>
-      </w:r>
-    </w:p>
-    <w:p>
-      <w:pPr>
-        <w:rPr>
-          <w:rFonts w:hint="eastAsia"/>
-        </w:rPr>
-      </w:pPr>
-      <w:r>
-        <w:rPr>
-          <w:rFonts w:hint="eastAsia"/>
-        </w:rPr>
-        <w:t xml:space="preserve">Although this takes a long time, because they mainly use different devices, there is one advantage: during multi-robot parallel scanning, a state machine can be used to build pipeline parallel computation, thereby increasing throughput and overall scanning speed. Different robots can be in different states at the same time. For example, while robot 1 is </w:t>
-      </w:r>
-      <w:r>
-        <w:rPr>
-          <w:rFonts w:hint="eastAsia"/>
+    <w:p/>
+    <w:p/>
+    <w:p/>
+    <w:p/>
+    <w:p/>
+    <w:p>
+      <w:pPr>
+        <w:rPr>
+          <w:rFonts w:hint="eastAsia"/>
+        </w:rPr>
+      </w:pPr>
+    </w:p>
+    <w:p>
+      <w:pPr>
+        <w:rPr>
+          <w:noProof/>
+        </w:rPr>
+      </w:pPr>
+      <w:r>
+        <w:rPr>
+          <w:noProof/>
         </w:rPr>
         <w:lastRenderedPageBreak/>
-        <w:t>moving, robot 2 can be using the GPU to convert images into point clouds, and robot 3 can use the CPU to merge point clouds.</w:t>
-      </w:r>
-    </w:p>
-    <w:p>
-      <w:pPr>
-        <w:rPr>
-          <w:rFonts w:hint="eastAsia"/>
-        </w:rPr>
-      </w:pPr>
-    </w:p>
-    <w:p>
-      <w:pPr>
-        <w:rPr>
-          <w:rFonts w:hint="eastAsia"/>
-        </w:rPr>
-      </w:pPr>
-      <w:r>
-        <w:rPr>
-          <w:rFonts w:hint="eastAsia"/>
-        </w:rPr>
-        <w:t>使用</w:t>
-      </w:r>
-      <w:proofErr w:type="spellStart"/>
-      <w:r>
-        <w:rPr>
-          <w:rFonts w:hint="eastAsia"/>
-        </w:rPr>
-        <w:t>pipline</w:t>
-      </w:r>
-      <w:proofErr w:type="spellEnd"/>
-      <w:r>
-        <w:rPr>
-          <w:rFonts w:hint="eastAsia"/>
-        </w:rPr>
-        <w:t>扫描速度将会有效提升，其理想提升如图所示，有 XX %！</w:t>
-      </w:r>
-    </w:p>
-    <w:p>
-      <w:pPr>
-        <w:rPr>
-          <w:rFonts w:hint="eastAsia"/>
-        </w:rPr>
-      </w:pPr>
-    </w:p>
-    <w:p>
-      <w:pPr>
-        <w:rPr>
-          <w:rFonts w:hint="eastAsia"/>
-        </w:rPr>
-      </w:pPr>
+        <w:drawing>
+          <wp:anchor distT="0" distB="0" distL="114300" distR="114300" simplePos="0" relativeHeight="251659264" behindDoc="0" locked="0" layoutInCell="1" allowOverlap="1" wp14:anchorId="53D95A9D" wp14:editId="2B973207">
+            <wp:simplePos x="0" y="0"/>
+            <wp:positionH relativeFrom="margin">
+              <wp:align>right</wp:align>
+            </wp:positionH>
+            <wp:positionV relativeFrom="paragraph">
+              <wp:posOffset>34708</wp:posOffset>
+            </wp:positionV>
+            <wp:extent cx="5274310" cy="2660650"/>
+            <wp:effectExtent l="0" t="0" r="2540" b="6350"/>
+            <wp:wrapTopAndBottom/>
+            <wp:docPr id="761138926" name="图片 3"/>
+            <wp:cNvGraphicFramePr>
+              <a:graphicFrameLocks xmlns:a="http://schemas.openxmlformats.org/drawingml/2006/main" noChangeAspect="1"/>
+            </wp:cNvGraphicFramePr>
+            <a:graphic xmlns:a="http://schemas.openxmlformats.org/drawingml/2006/main">
+              <a:graphicData uri="http://schemas.openxmlformats.org/drawingml/2006/picture">
+                <pic:pic xmlns:pic="http://schemas.openxmlformats.org/drawingml/2006/picture">
+                  <pic:nvPicPr>
+                    <pic:cNvPr id="0" name="Picture 3"/>
+                    <pic:cNvPicPr>
+                      <a:picLocks noChangeAspect="1" noChangeArrowheads="1"/>
+                    </pic:cNvPicPr>
+                  </pic:nvPicPr>
+                  <pic:blipFill>
+                    <a:blip r:embed="rId6">
+                      <a:extLst>
+                        <a:ext uri="{28A0092B-C50C-407E-A947-70E740481C1C}">
+                          <a14:useLocalDpi xmlns:a14="http://schemas.microsoft.com/office/drawing/2010/main" val="0"/>
+                        </a:ext>
+                      </a:extLst>
+                    </a:blip>
+                    <a:srcRect/>
+                    <a:stretch>
+                      <a:fillRect/>
+                    </a:stretch>
+                  </pic:blipFill>
+                  <pic:spPr bwMode="auto">
+                    <a:xfrm>
+                      <a:off x="0" y="0"/>
+                      <a:ext cx="5274310" cy="2660650"/>
+                    </a:xfrm>
+                    <a:prstGeom prst="rect">
+                      <a:avLst/>
+                    </a:prstGeom>
+                    <a:noFill/>
+                    <a:ln>
+                      <a:noFill/>
+                    </a:ln>
+                  </pic:spPr>
+                </pic:pic>
+              </a:graphicData>
+            </a:graphic>
+          </wp:anchor>
+        </w:drawing>
+      </w:r>
+    </w:p>
+    <w:p>
+      <w:r>
+        <w:rPr>
+          <w:rFonts w:hint="eastAsia"/>
+        </w:rPr>
+        <w:t>Although this takes a long time, because they mainly use different devices, there is one advantage: during multi-robot parallel scanning, a state machine can be used to build pipeline parallel computation, thereby increasing throughput and overall scanning speed. Different robots can be in different states at the same time. For example, while robot 1 is moving, robot 2 can be using the GPU to convert images into point clouds, and robot 3 can use the CPU to merge point clouds.</w:t>
+      </w:r>
+      <w:r>
+        <w:rPr>
+          <w:rFonts w:hint="eastAsia"/>
+        </w:rPr>
+        <w:t xml:space="preserve"> </w:t>
+      </w:r>
+    </w:p>
+    <w:p>
+      <w:pPr>
+        <w:rPr>
+          <w:rFonts w:hint="eastAsia"/>
+        </w:rPr>
+      </w:pPr>
+      <w:r>
+        <w:rPr>
+          <w:rFonts w:hint="eastAsia"/>
+        </w:rPr>
+        <w:t>从图中可以看出现在每7.72s就会生成一张图片，生成三张图片的总时间为7.72*3=23.16s，但如果是每个机器人轮流进行的话，生成三张图片的总时间为18.09*3=54.27s</w:t>
+      </w:r>
+    </w:p>
+    <w:p>
+      <w:pPr>
+        <w:rPr>
+          <w:rFonts w:hint="eastAsia"/>
+        </w:rPr>
+      </w:pPr>
+    </w:p>
+    <w:p>
+      <w:pPr>
+        <w:rPr>
+          <w:rFonts w:hint="eastAsia"/>
+        </w:rPr>
+      </w:pPr>
+      <w:r>
+        <w:rPr>
+          <w:noProof/>
+        </w:rPr>
+        <w:drawing>
+          <wp:anchor distT="0" distB="0" distL="114300" distR="114300" simplePos="0" relativeHeight="251661312" behindDoc="0" locked="0" layoutInCell="1" allowOverlap="1" wp14:anchorId="5063DFE0" wp14:editId="6FA9F52B">
+            <wp:simplePos x="0" y="0"/>
+            <wp:positionH relativeFrom="column">
+              <wp:posOffset>3180080</wp:posOffset>
+            </wp:positionH>
+            <wp:positionV relativeFrom="paragraph">
+              <wp:posOffset>294592</wp:posOffset>
+            </wp:positionV>
+            <wp:extent cx="2886075" cy="2164080"/>
+            <wp:effectExtent l="0" t="0" r="9525" b="7620"/>
+            <wp:wrapTopAndBottom/>
+            <wp:docPr id="512862641" name="图片 5"/>
+            <wp:cNvGraphicFramePr>
+              <a:graphicFrameLocks xmlns:a="http://schemas.openxmlformats.org/drawingml/2006/main" noChangeAspect="1"/>
+            </wp:cNvGraphicFramePr>
+            <a:graphic xmlns:a="http://schemas.openxmlformats.org/drawingml/2006/main">
+              <a:graphicData uri="http://schemas.openxmlformats.org/drawingml/2006/picture">
+                <pic:pic xmlns:pic="http://schemas.openxmlformats.org/drawingml/2006/picture">
+                  <pic:nvPicPr>
+                    <pic:cNvPr id="0" name="Picture 5"/>
+                    <pic:cNvPicPr>
+                      <a:picLocks noChangeAspect="1" noChangeArrowheads="1"/>
+                    </pic:cNvPicPr>
+                  </pic:nvPicPr>
+                  <pic:blipFill>
+                    <a:blip r:embed="rId7" cstate="print">
+                      <a:extLst>
+                        <a:ext uri="{28A0092B-C50C-407E-A947-70E740481C1C}">
+                          <a14:useLocalDpi xmlns:a14="http://schemas.microsoft.com/office/drawing/2010/main" val="0"/>
+                        </a:ext>
+                      </a:extLst>
+                    </a:blip>
+                    <a:srcRect/>
+                    <a:stretch>
+                      <a:fillRect/>
+                    </a:stretch>
+                  </pic:blipFill>
+                  <pic:spPr bwMode="auto">
+                    <a:xfrm>
+                      <a:off x="0" y="0"/>
+                      <a:ext cx="2886075" cy="2164080"/>
+                    </a:xfrm>
+                    <a:prstGeom prst="rect">
+                      <a:avLst/>
+                    </a:prstGeom>
+                    <a:noFill/>
+                    <a:ln>
+                      <a:noFill/>
+                    </a:ln>
+                  </pic:spPr>
+                </pic:pic>
+              </a:graphicData>
+            </a:graphic>
+            <wp14:sizeRelH relativeFrom="margin">
+              <wp14:pctWidth>0</wp14:pctWidth>
+            </wp14:sizeRelH>
+            <wp14:sizeRelV relativeFrom="margin">
+              <wp14:pctHeight>0</wp14:pctHeight>
+            </wp14:sizeRelV>
+          </wp:anchor>
+        </w:drawing>
+      </w:r>
+      <w:r>
+        <w:rPr>
+          <w:noProof/>
+        </w:rPr>
+        <w:drawing>
+          <wp:anchor distT="0" distB="0" distL="114300" distR="114300" simplePos="0" relativeHeight="251660288" behindDoc="0" locked="0" layoutInCell="1" allowOverlap="1" wp14:anchorId="25CCB253" wp14:editId="63B9F2F1">
+            <wp:simplePos x="0" y="0"/>
+            <wp:positionH relativeFrom="margin">
+              <wp:align>left</wp:align>
+            </wp:positionH>
+            <wp:positionV relativeFrom="paragraph">
+              <wp:posOffset>270864</wp:posOffset>
+            </wp:positionV>
+            <wp:extent cx="3089910" cy="2317750"/>
+            <wp:effectExtent l="0" t="0" r="0" b="6350"/>
+            <wp:wrapTopAndBottom/>
+            <wp:docPr id="16970079" name="图片 4"/>
+            <wp:cNvGraphicFramePr>
+              <a:graphicFrameLocks xmlns:a="http://schemas.openxmlformats.org/drawingml/2006/main" noChangeAspect="1"/>
+            </wp:cNvGraphicFramePr>
+            <a:graphic xmlns:a="http://schemas.openxmlformats.org/drawingml/2006/main">
+              <a:graphicData uri="http://schemas.openxmlformats.org/drawingml/2006/picture">
+                <pic:pic xmlns:pic="http://schemas.openxmlformats.org/drawingml/2006/picture">
+                  <pic:nvPicPr>
+                    <pic:cNvPr id="0" name="Picture 4"/>
+                    <pic:cNvPicPr>
+                      <a:picLocks noChangeAspect="1" noChangeArrowheads="1"/>
+                    </pic:cNvPicPr>
+                  </pic:nvPicPr>
+                  <pic:blipFill>
+                    <a:blip r:embed="rId8" cstate="print">
+                      <a:extLst>
+                        <a:ext uri="{28A0092B-C50C-407E-A947-70E740481C1C}">
+                          <a14:useLocalDpi xmlns:a14="http://schemas.microsoft.com/office/drawing/2010/main" val="0"/>
+                        </a:ext>
+                      </a:extLst>
+                    </a:blip>
+                    <a:srcRect/>
+                    <a:stretch>
+                      <a:fillRect/>
+                    </a:stretch>
+                  </pic:blipFill>
+                  <pic:spPr bwMode="auto">
+                    <a:xfrm>
+                      <a:off x="0" y="0"/>
+                      <a:ext cx="3089910" cy="2317750"/>
+                    </a:xfrm>
+                    <a:prstGeom prst="rect">
+                      <a:avLst/>
+                    </a:prstGeom>
+                    <a:noFill/>
+                    <a:ln>
+                      <a:noFill/>
+                    </a:ln>
+                  </pic:spPr>
+                </pic:pic>
+              </a:graphicData>
+            </a:graphic>
+            <wp14:sizeRelH relativeFrom="margin">
+              <wp14:pctWidth>0</wp14:pctWidth>
+            </wp14:sizeRelH>
+            <wp14:sizeRelV relativeFrom="margin">
+              <wp14:pctHeight>0</wp14:pctHeight>
+            </wp14:sizeRelV>
+          </wp:anchor>
+        </w:drawing>
+      </w:r>
       <w:r>
         <w:rPr>
           <w:rFonts w:hint="eastAsia"/>
@@ -366,60 +506,549 @@
         <w:rPr>
           <w:rFonts w:hint="eastAsia"/>
         </w:rPr>
-        <w:t>图片：a平方米的场景</w:t>
-      </w:r>
-    </w:p>
-    <w:p>
-      <w:pPr>
-        <w:rPr>
-          <w:rFonts w:hint="eastAsia"/>
-        </w:rPr>
-      </w:pPr>
-      <w:r>
-        <w:rPr>
-          <w:rFonts w:hint="eastAsia"/>
-        </w:rPr>
-        <w:t>图片：b平方米的场景</w:t>
-      </w:r>
-    </w:p>
-    <w:p>
-      <w:pPr>
-        <w:rPr>
-          <w:rFonts w:hint="eastAsia"/>
-        </w:rPr>
-      </w:pPr>
-      <w:r>
-        <w:rPr>
-          <w:rFonts w:hint="eastAsia"/>
-        </w:rPr>
-        <w:t>图片：c平方米的场景</w:t>
-      </w:r>
-    </w:p>
-    <w:p>
-      <w:pPr>
-        <w:rPr>
-          <w:rFonts w:hint="eastAsia"/>
-        </w:rPr>
-      </w:pPr>
-      <w:r>
-        <w:rPr>
-          <w:rFonts w:hint="eastAsia"/>
-        </w:rPr>
-        <w:t>图片：d平方米的场景</w:t>
-      </w:r>
-    </w:p>
-    <w:p>
-      <w:pPr>
-        <w:rPr>
-          <w:rFonts w:hint="eastAsia"/>
-        </w:rPr>
-      </w:pPr>
-      <w:r>
-        <w:rPr>
-          <w:rFonts w:hint="eastAsia"/>
-        </w:rPr>
-        <w:t>该项目中构建了4个场景，每一个场景都是在原场景的基础上扩展而来，且障碍密度尽可能相同，另外场景d会增加一个转角</w:t>
-      </w:r>
+        <w:t>图~\ref{</w:t>
+      </w:r>
+      <w:r>
+        <w:rPr>
+          <w:rFonts w:hint="eastAsia"/>
+        </w:rPr>
+        <w:t>fig:real_vs_costmap_A</w:t>
+      </w:r>
+      <w:r>
+        <w:rPr>
+          <w:rFonts w:hint="eastAsia"/>
+        </w:rPr>
+        <w:t>}展示了本项目使用的四个实验环境。每个场景都是在保持相似障碍物密度的前提下，逐步扩展基础环境构建而成，其中场景D在此基础上引入了额外的拐角结构。</w:t>
+      </w:r>
+    </w:p>
+    <w:p>
+      <w:r>
+        <w:rPr>
+          <w:rFonts w:hint="eastAsia"/>
+        </w:rPr>
+        <w:t>对于每个场景，图中分别展示了真实世界捕获的图像以及包含规划探索路径的相应代价地图。这使得我们可以直接比较物理环境及其重建的地图表示，从而展示所提出的系统如何将</w:t>
+      </w:r>
+      <w:r>
+        <w:rPr>
+          <w:rFonts w:hint="eastAsia"/>
+        </w:rPr>
+        <w:lastRenderedPageBreak/>
+        <w:t>视觉感知转换为可用于路径规划的导航代价地图。</w:t>
+      </w:r>
+      <w:r>
+        <w:rPr>
+          <w:noProof/>
+        </w:rPr>
+        <w:drawing>
+          <wp:anchor distT="0" distB="0" distL="114300" distR="114300" simplePos="0" relativeHeight="251667456" behindDoc="0" locked="0" layoutInCell="1" allowOverlap="1" wp14:anchorId="5B22E9CF" wp14:editId="79BA99DF">
+            <wp:simplePos x="0" y="0"/>
+            <wp:positionH relativeFrom="margin">
+              <wp:align>left</wp:align>
+            </wp:positionH>
+            <wp:positionV relativeFrom="paragraph">
+              <wp:posOffset>4114800</wp:posOffset>
+            </wp:positionV>
+            <wp:extent cx="1799590" cy="1350010"/>
+            <wp:effectExtent l="0" t="0" r="0" b="2540"/>
+            <wp:wrapTopAndBottom/>
+            <wp:docPr id="235032896" name="图片 11"/>
+            <wp:cNvGraphicFramePr>
+              <a:graphicFrameLocks xmlns:a="http://schemas.openxmlformats.org/drawingml/2006/main" noChangeAspect="1"/>
+            </wp:cNvGraphicFramePr>
+            <a:graphic xmlns:a="http://schemas.openxmlformats.org/drawingml/2006/main">
+              <a:graphicData uri="http://schemas.openxmlformats.org/drawingml/2006/picture">
+                <pic:pic xmlns:pic="http://schemas.openxmlformats.org/drawingml/2006/picture">
+                  <pic:nvPicPr>
+                    <pic:cNvPr id="0" name="Picture 11"/>
+                    <pic:cNvPicPr>
+                      <a:picLocks noChangeAspect="1" noChangeArrowheads="1"/>
+                    </pic:cNvPicPr>
+                  </pic:nvPicPr>
+                  <pic:blipFill>
+                    <a:blip r:embed="rId9" cstate="print">
+                      <a:extLst>
+                        <a:ext uri="{28A0092B-C50C-407E-A947-70E740481C1C}">
+                          <a14:useLocalDpi xmlns:a14="http://schemas.microsoft.com/office/drawing/2010/main" val="0"/>
+                        </a:ext>
+                      </a:extLst>
+                    </a:blip>
+                    <a:srcRect/>
+                    <a:stretch>
+                      <a:fillRect/>
+                    </a:stretch>
+                  </pic:blipFill>
+                  <pic:spPr bwMode="auto">
+                    <a:xfrm>
+                      <a:off x="0" y="0"/>
+                      <a:ext cx="1799590" cy="1350010"/>
+                    </a:xfrm>
+                    <a:prstGeom prst="rect">
+                      <a:avLst/>
+                    </a:prstGeom>
+                    <a:noFill/>
+                    <a:ln>
+                      <a:noFill/>
+                    </a:ln>
+                  </pic:spPr>
+                </pic:pic>
+              </a:graphicData>
+            </a:graphic>
+            <wp14:sizeRelH relativeFrom="margin">
+              <wp14:pctWidth>0</wp14:pctWidth>
+            </wp14:sizeRelH>
+            <wp14:sizeRelV relativeFrom="margin">
+              <wp14:pctHeight>0</wp14:pctHeight>
+            </wp14:sizeRelV>
+          </wp:anchor>
+        </w:drawing>
+      </w:r>
+      <w:r>
+        <w:rPr>
+          <w:noProof/>
+        </w:rPr>
+        <w:drawing>
+          <wp:anchor distT="0" distB="0" distL="114300" distR="114300" simplePos="0" relativeHeight="251662336" behindDoc="0" locked="0" layoutInCell="1" allowOverlap="1" wp14:anchorId="3E4B4E64" wp14:editId="161387B4">
+            <wp:simplePos x="0" y="0"/>
+            <wp:positionH relativeFrom="margin">
+              <wp:align>left</wp:align>
+            </wp:positionH>
+            <wp:positionV relativeFrom="paragraph">
+              <wp:posOffset>0</wp:posOffset>
+            </wp:positionV>
+            <wp:extent cx="1826260" cy="1556385"/>
+            <wp:effectExtent l="0" t="0" r="2540" b="5715"/>
+            <wp:wrapTopAndBottom/>
+            <wp:docPr id="25089835" name="图片 6"/>
+            <wp:cNvGraphicFramePr>
+              <a:graphicFrameLocks xmlns:a="http://schemas.openxmlformats.org/drawingml/2006/main" noChangeAspect="1"/>
+            </wp:cNvGraphicFramePr>
+            <a:graphic xmlns:a="http://schemas.openxmlformats.org/drawingml/2006/main">
+              <a:graphicData uri="http://schemas.openxmlformats.org/drawingml/2006/picture">
+                <pic:pic xmlns:pic="http://schemas.openxmlformats.org/drawingml/2006/picture">
+                  <pic:nvPicPr>
+                    <pic:cNvPr id="0" name="Picture 6"/>
+                    <pic:cNvPicPr>
+                      <a:picLocks noChangeAspect="1" noChangeArrowheads="1"/>
+                    </pic:cNvPicPr>
+                  </pic:nvPicPr>
+                  <pic:blipFill>
+                    <a:blip r:embed="rId10" cstate="print">
+                      <a:extLst>
+                        <a:ext uri="{28A0092B-C50C-407E-A947-70E740481C1C}">
+                          <a14:useLocalDpi xmlns:a14="http://schemas.microsoft.com/office/drawing/2010/main" val="0"/>
+                        </a:ext>
+                      </a:extLst>
+                    </a:blip>
+                    <a:srcRect/>
+                    <a:stretch>
+                      <a:fillRect/>
+                    </a:stretch>
+                  </pic:blipFill>
+                  <pic:spPr bwMode="auto">
+                    <a:xfrm>
+                      <a:off x="0" y="0"/>
+                      <a:ext cx="1829090" cy="1558721"/>
+                    </a:xfrm>
+                    <a:prstGeom prst="rect">
+                      <a:avLst/>
+                    </a:prstGeom>
+                    <a:noFill/>
+                    <a:ln>
+                      <a:noFill/>
+                    </a:ln>
+                  </pic:spPr>
+                </pic:pic>
+              </a:graphicData>
+            </a:graphic>
+            <wp14:sizeRelH relativeFrom="margin">
+              <wp14:pctWidth>0</wp14:pctWidth>
+            </wp14:sizeRelH>
+            <wp14:sizeRelV relativeFrom="margin">
+              <wp14:pctHeight>0</wp14:pctHeight>
+            </wp14:sizeRelV>
+          </wp:anchor>
+        </w:drawing>
+      </w:r>
+      <w:r>
+        <w:rPr>
+          <w:noProof/>
+        </w:rPr>
+        <w:drawing>
+          <wp:anchor distT="0" distB="0" distL="114300" distR="114300" simplePos="0" relativeHeight="251665408" behindDoc="0" locked="0" layoutInCell="1" allowOverlap="1" wp14:anchorId="45B90470" wp14:editId="364A8415">
+            <wp:simplePos x="0" y="0"/>
+            <wp:positionH relativeFrom="margin">
+              <wp:align>left</wp:align>
+            </wp:positionH>
+            <wp:positionV relativeFrom="paragraph">
+              <wp:posOffset>1868387</wp:posOffset>
+            </wp:positionV>
+            <wp:extent cx="2245360" cy="1950720"/>
+            <wp:effectExtent l="0" t="0" r="2540" b="0"/>
+            <wp:wrapTopAndBottom/>
+            <wp:docPr id="1291014760" name="图片 9"/>
+            <wp:cNvGraphicFramePr>
+              <a:graphicFrameLocks xmlns:a="http://schemas.openxmlformats.org/drawingml/2006/main" noChangeAspect="1"/>
+            </wp:cNvGraphicFramePr>
+            <a:graphic xmlns:a="http://schemas.openxmlformats.org/drawingml/2006/main">
+              <a:graphicData uri="http://schemas.openxmlformats.org/drawingml/2006/picture">
+                <pic:pic xmlns:pic="http://schemas.openxmlformats.org/drawingml/2006/picture">
+                  <pic:nvPicPr>
+                    <pic:cNvPr id="0" name="Picture 9"/>
+                    <pic:cNvPicPr>
+                      <a:picLocks noChangeAspect="1" noChangeArrowheads="1"/>
+                    </pic:cNvPicPr>
+                  </pic:nvPicPr>
+                  <pic:blipFill>
+                    <a:blip r:embed="rId11" cstate="print">
+                      <a:extLst>
+                        <a:ext uri="{28A0092B-C50C-407E-A947-70E740481C1C}">
+                          <a14:useLocalDpi xmlns:a14="http://schemas.microsoft.com/office/drawing/2010/main" val="0"/>
+                        </a:ext>
+                      </a:extLst>
+                    </a:blip>
+                    <a:srcRect/>
+                    <a:stretch>
+                      <a:fillRect/>
+                    </a:stretch>
+                  </pic:blipFill>
+                  <pic:spPr bwMode="auto">
+                    <a:xfrm>
+                      <a:off x="0" y="0"/>
+                      <a:ext cx="2245360" cy="1950720"/>
+                    </a:xfrm>
+                    <a:prstGeom prst="rect">
+                      <a:avLst/>
+                    </a:prstGeom>
+                    <a:noFill/>
+                    <a:ln>
+                      <a:noFill/>
+                    </a:ln>
+                  </pic:spPr>
+                </pic:pic>
+              </a:graphicData>
+            </a:graphic>
+            <wp14:sizeRelH relativeFrom="margin">
+              <wp14:pctWidth>0</wp14:pctWidth>
+            </wp14:sizeRelH>
+            <wp14:sizeRelV relativeFrom="margin">
+              <wp14:pctHeight>0</wp14:pctHeight>
+            </wp14:sizeRelV>
+          </wp:anchor>
+        </w:drawing>
+      </w:r>
+      <w:r>
+        <w:rPr>
+          <w:noProof/>
+        </w:rPr>
+        <w:drawing>
+          <wp:anchor distT="0" distB="0" distL="114300" distR="114300" simplePos="0" relativeHeight="251664384" behindDoc="0" locked="0" layoutInCell="1" allowOverlap="1" wp14:anchorId="4F9B09C5" wp14:editId="0B2F728F">
+            <wp:simplePos x="0" y="0"/>
+            <wp:positionH relativeFrom="margin">
+              <wp:posOffset>4352081</wp:posOffset>
+            </wp:positionH>
+            <wp:positionV relativeFrom="paragraph">
+              <wp:posOffset>305</wp:posOffset>
+            </wp:positionV>
+            <wp:extent cx="1747520" cy="1998980"/>
+            <wp:effectExtent l="0" t="0" r="5080" b="1270"/>
+            <wp:wrapTopAndBottom/>
+            <wp:docPr id="1579331648" name="图片 8"/>
+            <wp:cNvGraphicFramePr>
+              <a:graphicFrameLocks xmlns:a="http://schemas.openxmlformats.org/drawingml/2006/main" noChangeAspect="1"/>
+            </wp:cNvGraphicFramePr>
+            <a:graphic xmlns:a="http://schemas.openxmlformats.org/drawingml/2006/main">
+              <a:graphicData uri="http://schemas.openxmlformats.org/drawingml/2006/picture">
+                <pic:pic xmlns:pic="http://schemas.openxmlformats.org/drawingml/2006/picture">
+                  <pic:nvPicPr>
+                    <pic:cNvPr id="0" name="Picture 8"/>
+                    <pic:cNvPicPr>
+                      <a:picLocks noChangeAspect="1" noChangeArrowheads="1"/>
+                    </pic:cNvPicPr>
+                  </pic:nvPicPr>
+                  <pic:blipFill>
+                    <a:blip r:embed="rId12" cstate="print">
+                      <a:extLst>
+                        <a:ext uri="{28A0092B-C50C-407E-A947-70E740481C1C}">
+                          <a14:useLocalDpi xmlns:a14="http://schemas.microsoft.com/office/drawing/2010/main" val="0"/>
+                        </a:ext>
+                      </a:extLst>
+                    </a:blip>
+                    <a:srcRect/>
+                    <a:stretch>
+                      <a:fillRect/>
+                    </a:stretch>
+                  </pic:blipFill>
+                  <pic:spPr bwMode="auto">
+                    <a:xfrm>
+                      <a:off x="0" y="0"/>
+                      <a:ext cx="1747520" cy="1998980"/>
+                    </a:xfrm>
+                    <a:prstGeom prst="rect">
+                      <a:avLst/>
+                    </a:prstGeom>
+                    <a:noFill/>
+                    <a:ln>
+                      <a:noFill/>
+                    </a:ln>
+                  </pic:spPr>
+                </pic:pic>
+              </a:graphicData>
+            </a:graphic>
+            <wp14:sizeRelH relativeFrom="margin">
+              <wp14:pctWidth>0</wp14:pctWidth>
+            </wp14:sizeRelH>
+            <wp14:sizeRelV relativeFrom="margin">
+              <wp14:pctHeight>0</wp14:pctHeight>
+            </wp14:sizeRelV>
+          </wp:anchor>
+        </w:drawing>
+      </w:r>
+      <w:r>
+        <w:rPr>
+          <w:noProof/>
+        </w:rPr>
+        <w:drawing>
+          <wp:anchor distT="0" distB="0" distL="114300" distR="114300" simplePos="0" relativeHeight="251663360" behindDoc="0" locked="0" layoutInCell="1" allowOverlap="1" wp14:anchorId="41FB249E" wp14:editId="5A2BE4AC">
+            <wp:simplePos x="0" y="0"/>
+            <wp:positionH relativeFrom="margin">
+              <wp:posOffset>1912620</wp:posOffset>
+            </wp:positionH>
+            <wp:positionV relativeFrom="paragraph">
+              <wp:posOffset>22860</wp:posOffset>
+            </wp:positionV>
+            <wp:extent cx="2454275" cy="1562100"/>
+            <wp:effectExtent l="0" t="0" r="3175" b="0"/>
+            <wp:wrapTopAndBottom/>
+            <wp:docPr id="774852225" name="图片 7"/>
+            <wp:cNvGraphicFramePr>
+              <a:graphicFrameLocks xmlns:a="http://schemas.openxmlformats.org/drawingml/2006/main" noChangeAspect="1"/>
+            </wp:cNvGraphicFramePr>
+            <a:graphic xmlns:a="http://schemas.openxmlformats.org/drawingml/2006/main">
+              <a:graphicData uri="http://schemas.openxmlformats.org/drawingml/2006/picture">
+                <pic:pic xmlns:pic="http://schemas.openxmlformats.org/drawingml/2006/picture">
+                  <pic:nvPicPr>
+                    <pic:cNvPr id="0" name="Picture 7"/>
+                    <pic:cNvPicPr>
+                      <a:picLocks noChangeAspect="1" noChangeArrowheads="1"/>
+                    </pic:cNvPicPr>
+                  </pic:nvPicPr>
+                  <pic:blipFill>
+                    <a:blip r:embed="rId13" cstate="print">
+                      <a:extLst>
+                        <a:ext uri="{28A0092B-C50C-407E-A947-70E740481C1C}">
+                          <a14:useLocalDpi xmlns:a14="http://schemas.microsoft.com/office/drawing/2010/main" val="0"/>
+                        </a:ext>
+                      </a:extLst>
+                    </a:blip>
+                    <a:srcRect/>
+                    <a:stretch>
+                      <a:fillRect/>
+                    </a:stretch>
+                  </pic:blipFill>
+                  <pic:spPr bwMode="auto">
+                    <a:xfrm>
+                      <a:off x="0" y="0"/>
+                      <a:ext cx="2454275" cy="1562100"/>
+                    </a:xfrm>
+                    <a:prstGeom prst="rect">
+                      <a:avLst/>
+                    </a:prstGeom>
+                    <a:noFill/>
+                    <a:ln>
+                      <a:noFill/>
+                    </a:ln>
+                  </pic:spPr>
+                </pic:pic>
+              </a:graphicData>
+            </a:graphic>
+            <wp14:sizeRelH relativeFrom="margin">
+              <wp14:pctWidth>0</wp14:pctWidth>
+            </wp14:sizeRelH>
+            <wp14:sizeRelV relativeFrom="margin">
+              <wp14:pctHeight>0</wp14:pctHeight>
+            </wp14:sizeRelV>
+          </wp:anchor>
+        </w:drawing>
+      </w:r>
+      <w:r>
+        <w:rPr>
+          <w:rFonts w:hint="eastAsia"/>
+        </w:rPr>
+        <w:t>相同，另外场景d会增加一个转角</w:t>
+      </w:r>
+    </w:p>
+    <w:p>
+      <w:r>
+        <w:rPr>
+          <w:noProof/>
+        </w:rPr>
+        <w:drawing>
+          <wp:anchor distT="0" distB="0" distL="114300" distR="114300" simplePos="0" relativeHeight="251668480" behindDoc="0" locked="0" layoutInCell="1" allowOverlap="1" wp14:anchorId="0F8F7973" wp14:editId="58A24AFE">
+            <wp:simplePos x="0" y="0"/>
+            <wp:positionH relativeFrom="margin">
+              <wp:posOffset>19773</wp:posOffset>
+            </wp:positionH>
+            <wp:positionV relativeFrom="paragraph">
+              <wp:posOffset>1829234</wp:posOffset>
+            </wp:positionV>
+            <wp:extent cx="1602740" cy="1202055"/>
+            <wp:effectExtent l="0" t="0" r="0" b="0"/>
+            <wp:wrapTopAndBottom/>
+            <wp:docPr id="1865019270" name="图片 12"/>
+            <wp:cNvGraphicFramePr>
+              <a:graphicFrameLocks xmlns:a="http://schemas.openxmlformats.org/drawingml/2006/main" noChangeAspect="1"/>
+            </wp:cNvGraphicFramePr>
+            <a:graphic xmlns:a="http://schemas.openxmlformats.org/drawingml/2006/main">
+              <a:graphicData uri="http://schemas.openxmlformats.org/drawingml/2006/picture">
+                <pic:pic xmlns:pic="http://schemas.openxmlformats.org/drawingml/2006/picture">
+                  <pic:nvPicPr>
+                    <pic:cNvPr id="0" name="Picture 12"/>
+                    <pic:cNvPicPr>
+                      <a:picLocks noChangeAspect="1" noChangeArrowheads="1"/>
+                    </pic:cNvPicPr>
+                  </pic:nvPicPr>
+                  <pic:blipFill>
+                    <a:blip r:embed="rId14" cstate="print">
+                      <a:extLst>
+                        <a:ext uri="{28A0092B-C50C-407E-A947-70E740481C1C}">
+                          <a14:useLocalDpi xmlns:a14="http://schemas.microsoft.com/office/drawing/2010/main" val="0"/>
+                        </a:ext>
+                      </a:extLst>
+                    </a:blip>
+                    <a:srcRect/>
+                    <a:stretch>
+                      <a:fillRect/>
+                    </a:stretch>
+                  </pic:blipFill>
+                  <pic:spPr bwMode="auto">
+                    <a:xfrm>
+                      <a:off x="0" y="0"/>
+                      <a:ext cx="1602740" cy="1202055"/>
+                    </a:xfrm>
+                    <a:prstGeom prst="rect">
+                      <a:avLst/>
+                    </a:prstGeom>
+                    <a:noFill/>
+                    <a:ln>
+                      <a:noFill/>
+                    </a:ln>
+                  </pic:spPr>
+                </pic:pic>
+              </a:graphicData>
+            </a:graphic>
+            <wp14:sizeRelH relativeFrom="margin">
+              <wp14:pctWidth>0</wp14:pctWidth>
+            </wp14:sizeRelH>
+            <wp14:sizeRelV relativeFrom="margin">
+              <wp14:pctHeight>0</wp14:pctHeight>
+            </wp14:sizeRelV>
+          </wp:anchor>
+        </w:drawing>
+      </w:r>
+      <w:r>
+        <w:rPr>
+          <w:rFonts w:hint="eastAsia"/>
+        </w:rPr>
+        <w:t>A</w:t>
+      </w:r>
+    </w:p>
+    <w:p>
+      <w:r>
+        <w:rPr>
+          <w:noProof/>
+        </w:rPr>
+        <w:drawing>
+          <wp:anchor distT="0" distB="0" distL="114300" distR="114300" simplePos="0" relativeHeight="251670528" behindDoc="0" locked="0" layoutInCell="1" allowOverlap="1" wp14:anchorId="46EF6522" wp14:editId="7C5A2C32">
+            <wp:simplePos x="0" y="0"/>
+            <wp:positionH relativeFrom="margin">
+              <wp:align>left</wp:align>
+            </wp:positionH>
+            <wp:positionV relativeFrom="paragraph">
+              <wp:posOffset>1719580</wp:posOffset>
+            </wp:positionV>
+            <wp:extent cx="1348105" cy="1011555"/>
+            <wp:effectExtent l="0" t="0" r="4445" b="0"/>
+            <wp:wrapTopAndBottom/>
+            <wp:docPr id="1809824875" name="图片 14"/>
+            <wp:cNvGraphicFramePr>
+              <a:graphicFrameLocks xmlns:a="http://schemas.openxmlformats.org/drawingml/2006/main" noChangeAspect="1"/>
+            </wp:cNvGraphicFramePr>
+            <a:graphic xmlns:a="http://schemas.openxmlformats.org/drawingml/2006/main">
+              <a:graphicData uri="http://schemas.openxmlformats.org/drawingml/2006/picture">
+                <pic:pic xmlns:pic="http://schemas.openxmlformats.org/drawingml/2006/picture">
+                  <pic:nvPicPr>
+                    <pic:cNvPr id="0" name="Picture 14"/>
+                    <pic:cNvPicPr>
+                      <a:picLocks noChangeAspect="1" noChangeArrowheads="1"/>
+                    </pic:cNvPicPr>
+                  </pic:nvPicPr>
+                  <pic:blipFill>
+                    <a:blip r:embed="rId15" cstate="print">
+                      <a:extLst>
+                        <a:ext uri="{28A0092B-C50C-407E-A947-70E740481C1C}">
+                          <a14:useLocalDpi xmlns:a14="http://schemas.microsoft.com/office/drawing/2010/main" val="0"/>
+                        </a:ext>
+                      </a:extLst>
+                    </a:blip>
+                    <a:srcRect/>
+                    <a:stretch>
+                      <a:fillRect/>
+                    </a:stretch>
+                  </pic:blipFill>
+                  <pic:spPr bwMode="auto">
+                    <a:xfrm>
+                      <a:off x="0" y="0"/>
+                      <a:ext cx="1348105" cy="1011555"/>
+                    </a:xfrm>
+                    <a:prstGeom prst="rect">
+                      <a:avLst/>
+                    </a:prstGeom>
+                    <a:noFill/>
+                    <a:ln>
+                      <a:noFill/>
+                    </a:ln>
+                  </pic:spPr>
+                </pic:pic>
+              </a:graphicData>
+            </a:graphic>
+            <wp14:sizeRelH relativeFrom="margin">
+              <wp14:pctWidth>0</wp14:pctWidth>
+            </wp14:sizeRelH>
+            <wp14:sizeRelV relativeFrom="margin">
+              <wp14:pctHeight>0</wp14:pctHeight>
+            </wp14:sizeRelV>
+          </wp:anchor>
+        </w:drawing>
+      </w:r>
+      <w:r>
+        <w:rPr>
+          <w:rFonts w:hint="eastAsia"/>
+        </w:rPr>
+        <w:t>B</w:t>
+      </w:r>
+    </w:p>
+    <w:p>
+      <w:r>
+        <w:rPr>
+          <w:rFonts w:hint="eastAsia"/>
+        </w:rPr>
+        <w:t>C</w:t>
+      </w:r>
+    </w:p>
+    <w:p>
+      <w:pPr>
+        <w:rPr>
+          <w:rFonts w:hint="eastAsia"/>
+        </w:rPr>
+      </w:pPr>
+    </w:p>
+    <w:p/>
+    <w:p>
+      <w:pPr>
+        <w:rPr>
+          <w:rFonts w:hint="eastAsia"/>
+        </w:rPr>
+      </w:pPr>
     </w:p>
     <w:p>
       <w:pPr>
@@ -442,17 +1071,172 @@
       </w:pPr>
       <w:r>
         <w:rPr>
+          <w:noProof/>
+        </w:rPr>
+        <w:drawing>
+          <wp:anchor distT="0" distB="0" distL="114300" distR="114300" simplePos="0" relativeHeight="251666432" behindDoc="0" locked="0" layoutInCell="1" allowOverlap="1" wp14:anchorId="18F01B7A" wp14:editId="429E2585">
+            <wp:simplePos x="0" y="0"/>
+            <wp:positionH relativeFrom="margin">
+              <wp:align>center</wp:align>
+            </wp:positionH>
+            <wp:positionV relativeFrom="paragraph">
+              <wp:posOffset>888092</wp:posOffset>
+            </wp:positionV>
+            <wp:extent cx="2870200" cy="2153285"/>
+            <wp:effectExtent l="0" t="0" r="6350" b="0"/>
+            <wp:wrapTopAndBottom/>
+            <wp:docPr id="714373617" name="图片 10"/>
+            <wp:cNvGraphicFramePr>
+              <a:graphicFrameLocks xmlns:a="http://schemas.openxmlformats.org/drawingml/2006/main" noChangeAspect="1"/>
+            </wp:cNvGraphicFramePr>
+            <a:graphic xmlns:a="http://schemas.openxmlformats.org/drawingml/2006/main">
+              <a:graphicData uri="http://schemas.openxmlformats.org/drawingml/2006/picture">
+                <pic:pic xmlns:pic="http://schemas.openxmlformats.org/drawingml/2006/picture">
+                  <pic:nvPicPr>
+                    <pic:cNvPr id="0" name="Picture 10"/>
+                    <pic:cNvPicPr>
+                      <a:picLocks noChangeAspect="1" noChangeArrowheads="1"/>
+                    </pic:cNvPicPr>
+                  </pic:nvPicPr>
+                  <pic:blipFill>
+                    <a:blip r:embed="rId16" cstate="print">
+                      <a:extLst>
+                        <a:ext uri="{28A0092B-C50C-407E-A947-70E740481C1C}">
+                          <a14:useLocalDpi xmlns:a14="http://schemas.microsoft.com/office/drawing/2010/main" val="0"/>
+                        </a:ext>
+                      </a:extLst>
+                    </a:blip>
+                    <a:srcRect/>
+                    <a:stretch>
+                      <a:fillRect/>
+                    </a:stretch>
+                  </pic:blipFill>
+                  <pic:spPr bwMode="auto">
+                    <a:xfrm>
+                      <a:off x="0" y="0"/>
+                      <a:ext cx="2870200" cy="2153285"/>
+                    </a:xfrm>
+                    <a:prstGeom prst="rect">
+                      <a:avLst/>
+                    </a:prstGeom>
+                    <a:noFill/>
+                    <a:ln>
+                      <a:noFill/>
+                    </a:ln>
+                  </pic:spPr>
+                </pic:pic>
+              </a:graphicData>
+            </a:graphic>
+            <wp14:sizeRelH relativeFrom="margin">
+              <wp14:pctWidth>0</wp14:pctWidth>
+            </wp14:sizeRelH>
+            <wp14:sizeRelV relativeFrom="margin">
+              <wp14:pctHeight>0</wp14:pctHeight>
+            </wp14:sizeRelV>
+          </wp:anchor>
+        </w:drawing>
+      </w:r>
+      <w:r>
+        <w:rPr>
           <w:rFonts w:hint="eastAsia"/>
         </w:rPr>
         <w:t>可以看到，扫描的时长于扫描场景的大小有关，但并非线性正比于扫描场景的大小！其中场景d的扫描时长有显著升高，这是由于增加了转角，小车在运行时更难获取到转角后的信息，因此小车寻路时更多会使用局部最优解，而非全局最优解。</w:t>
       </w:r>
-    </w:p>
-    <w:p>
-      <w:pPr>
-        <w:rPr>
-          <w:rFonts w:hint="eastAsia"/>
-        </w:rPr>
-      </w:pPr>
+      <w:r>
+        <w:rPr>
+          <w:rFonts w:hint="eastAsia"/>
+        </w:rPr>
+        <w:t>同时因为场景大小变化，小车探索完整个地图的步数也会随着场景大小同步变化</w:t>
+      </w:r>
+    </w:p>
+    <w:p>
+      <w:pPr>
+        <w:rPr>
+          <w:rFonts w:hint="eastAsia"/>
+        </w:rPr>
+      </w:pPr>
+    </w:p>
+    <w:p>
+      <w:pPr>
+        <w:rPr>
+          <w:rFonts w:hint="eastAsia"/>
+        </w:rPr>
+      </w:pPr>
+      <w:r>
+        <w:rPr>
+          <w:noProof/>
+        </w:rPr>
+        <w:drawing>
+          <wp:anchor distT="0" distB="0" distL="114300" distR="114300" simplePos="0" relativeHeight="251669504" behindDoc="0" locked="0" layoutInCell="1" allowOverlap="1" wp14:anchorId="1D52071B" wp14:editId="5F2DD53B">
+            <wp:simplePos x="0" y="0"/>
+            <wp:positionH relativeFrom="margin">
+              <wp:align>left</wp:align>
+            </wp:positionH>
+            <wp:positionV relativeFrom="paragraph">
+              <wp:posOffset>377190</wp:posOffset>
+            </wp:positionV>
+            <wp:extent cx="1736090" cy="1302385"/>
+            <wp:effectExtent l="0" t="0" r="0" b="0"/>
+            <wp:wrapTopAndBottom/>
+            <wp:docPr id="207237684" name="图片 13"/>
+            <wp:cNvGraphicFramePr>
+              <a:graphicFrameLocks xmlns:a="http://schemas.openxmlformats.org/drawingml/2006/main" noChangeAspect="1"/>
+            </wp:cNvGraphicFramePr>
+            <a:graphic xmlns:a="http://schemas.openxmlformats.org/drawingml/2006/main">
+              <a:graphicData uri="http://schemas.openxmlformats.org/drawingml/2006/picture">
+                <pic:pic xmlns:pic="http://schemas.openxmlformats.org/drawingml/2006/picture">
+                  <pic:nvPicPr>
+                    <pic:cNvPr id="0" name="Picture 13"/>
+                    <pic:cNvPicPr>
+                      <a:picLocks noChangeAspect="1" noChangeArrowheads="1"/>
+                    </pic:cNvPicPr>
+                  </pic:nvPicPr>
+                  <pic:blipFill>
+                    <a:blip r:embed="rId17" cstate="print">
+                      <a:extLst>
+                        <a:ext uri="{28A0092B-C50C-407E-A947-70E740481C1C}">
+                          <a14:useLocalDpi xmlns:a14="http://schemas.microsoft.com/office/drawing/2010/main" val="0"/>
+                        </a:ext>
+                      </a:extLst>
+                    </a:blip>
+                    <a:srcRect/>
+                    <a:stretch>
+                      <a:fillRect/>
+                    </a:stretch>
+                  </pic:blipFill>
+                  <pic:spPr bwMode="auto">
+                    <a:xfrm>
+                      <a:off x="0" y="0"/>
+                      <a:ext cx="1736090" cy="1302385"/>
+                    </a:xfrm>
+                    <a:prstGeom prst="rect">
+                      <a:avLst/>
+                    </a:prstGeom>
+                    <a:noFill/>
+                    <a:ln>
+                      <a:noFill/>
+                    </a:ln>
+                  </pic:spPr>
+                </pic:pic>
+              </a:graphicData>
+            </a:graphic>
+            <wp14:sizeRelH relativeFrom="margin">
+              <wp14:pctWidth>0</wp14:pctWidth>
+            </wp14:sizeRelH>
+            <wp14:sizeRelV relativeFrom="margin">
+              <wp14:pctHeight>0</wp14:pctHeight>
+            </wp14:sizeRelV>
+          </wp:anchor>
+        </w:drawing>
+      </w:r>
+    </w:p>
+    <w:p>
+      <w:r>
+        <w:rPr>
+          <w:rFonts w:hint="eastAsia"/>
+        </w:rPr>
+        <w:t>D</w:t>
+      </w:r>
     </w:p>
     <w:p>
       <w:pPr>
@@ -497,7 +1281,37 @@
         <w:rPr>
           <w:rFonts w:hint="eastAsia"/>
         </w:rPr>
-        <w:t>在c平方米的场景下，将小车放置于了不同的起始点，分别为点1，2，3，4，5，其中1234都是位于4个角落，而5则是位于中心。</w:t>
+        <w:t>这是</w:t>
+      </w:r>
+      <w:r>
+        <w:rPr>
+          <w:rFonts w:hint="eastAsia"/>
+        </w:rPr>
+        <w:t>在c</w:t>
+      </w:r>
+      <w:r>
+        <w:rPr>
+          <w:rFonts w:hint="eastAsia"/>
+        </w:rPr>
+        <w:t>图</w:t>
+      </w:r>
+      <w:r>
+        <w:rPr>
+          <w:rFonts w:hint="eastAsia"/>
+        </w:rPr>
+        <w:t>的场景下，</w:t>
+      </w:r>
+      <w:r>
+        <w:rPr>
+          <w:rFonts w:hint="eastAsia"/>
+        </w:rPr>
+        <w:t>我们</w:t>
+      </w:r>
+      <w:r>
+        <w:rPr>
+          <w:rFonts w:hint="eastAsia"/>
+        </w:rPr>
+        <w:t>将小车放置于了不同的起始点，分别为点1，2，3，4，5，其中1234都是位于4个角落，而5则是位于中心。</w:t>
       </w:r>
     </w:p>
     <w:p>
@@ -523,23 +1337,12 @@
         <w:rPr>
           <w:rFonts w:hint="eastAsia"/>
         </w:rPr>
-        <w:t>可以看到，在位置5时，扫描时间和明显小于其他的位置，这是因为小车在开始扫描时往往倾向于自转一周（这可以使用最少的step获取最多的unknown），这时候，位于位置5可以获取到更多的全局信息，单步扫描到的unknown也最多。也因此可以更多使用全局最优解。另外，34也明显快于12起始点，因为3，4的起始</w:t>
-      </w:r>
-      <w:proofErr w:type="gramStart"/>
-      <w:r>
-        <w:rPr>
-          <w:rFonts w:hint="eastAsia"/>
-        </w:rPr>
-        <w:t>点复杂</w:t>
-      </w:r>
-      <w:proofErr w:type="gramEnd"/>
-      <w:r>
-        <w:rPr>
-          <w:rFonts w:hint="eastAsia"/>
-        </w:rPr>
-        <w:t>度更低，可更快进行更大空间的探索。但1，2复杂度就更高，机器人往往会执行重复路径，甚至死循环，在该种情况下，由于对同一区域过度的反复扫描，这也会导致merge失败的概率更高，因此出现“散点云分裂”的情况。</w:t>
-      </w:r>
-    </w:p>
+        <w:t>可以看到，在位置5时，扫描时间和明显小于其他的位置，这是因为小车在开始扫描时往往倾向于自转一周（这可以使用最少的step获取最多的unknown），这时候，位于位置5可以获取到更多的全局信息，单步扫描到的unknown也最多。也因此可以更多使用全局最优解。另外，34也明显快于12起始点，因为3，4的起始点复杂度更低，可更快进行更大空间的探索。但1，2复杂度就更高，机器人往往会执行重复路径，甚至死循环，在该种情况下，由于对同一区域过度的反复扫描，这也会导致merge失败的概率更高，因此出现“散点云分裂”的情况。</w:t>
+      </w:r>
+    </w:p>
+    <w:p/>
+    <w:p/>
+    <w:p/>
     <w:p>
       <w:pPr>
         <w:rPr>
@@ -686,7 +1489,6 @@
         <w:rPr>
           <w:rFonts w:hint="eastAsia"/>
         </w:rPr>
-        <w:lastRenderedPageBreak/>
         <w:t>Point cloud splitting:</w:t>
       </w:r>
     </w:p>
@@ -741,21 +1543,7 @@
         <w:rPr>
           <w:rFonts w:hint="eastAsia"/>
         </w:rPr>
-        <w:t>Due to excessively large step sizes, the accumulated error in the vehicle</w:t>
-      </w:r>
-      <w:proofErr w:type="gramStart"/>
-      <w:r>
-        <w:rPr>
-          <w:rFonts w:hint="eastAsia"/>
-        </w:rPr>
-        <w:t>’</w:t>
-      </w:r>
-      <w:proofErr w:type="gramEnd"/>
-      <w:r>
-        <w:rPr>
-          <w:rFonts w:hint="eastAsia"/>
-        </w:rPr>
-        <w:t>s pose is too large, making merging impossible</w:t>
+        <w:t>Due to excessively large step sizes, the accumulated error in the vehicle’s pose is too large, making merging impossible</w:t>
       </w:r>
     </w:p>
     <w:p>
@@ -1041,82 +1829,47 @@
         <w:rPr>
           <w:rFonts w:hint="eastAsia"/>
         </w:rPr>
-        <w:t xml:space="preserve">    图片：1，2，3辆小车在,</w:t>
-      </w:r>
-      <w:proofErr w:type="spellStart"/>
-      <w:r>
-        <w:rPr>
-          <w:rFonts w:hint="eastAsia"/>
-        </w:rPr>
-        <w:t>a,b,c,d</w:t>
-      </w:r>
-      <w:proofErr w:type="spellEnd"/>
-      <w:r>
-        <w:rPr>
-          <w:rFonts w:hint="eastAsia"/>
-        </w:rPr>
-        <w:t>大小的场景下使用的扫描时间</w:t>
-      </w:r>
-    </w:p>
-    <w:p>
-      <w:pPr>
-        <w:rPr>
-          <w:rFonts w:hint="eastAsia"/>
-        </w:rPr>
-      </w:pPr>
-    </w:p>
-    <w:p>
-      <w:pPr>
-        <w:rPr>
-          <w:rFonts w:hint="eastAsia"/>
-        </w:rPr>
-      </w:pPr>
-      <w:r>
-        <w:rPr>
-          <w:rFonts w:hint="eastAsia"/>
-        </w:rPr>
-        <w:t>It can be seen that the carts and the scanning speed are not in a linear relationship. In some cases, having more carts can even lead to a lower scanning rate. This is because the data terminal has a limit on processing performance. When the number of carts reaches a threshold, the scanning by the carts will be blocked due to the terminal</w:t>
-      </w:r>
-      <w:proofErr w:type="gramStart"/>
-      <w:r>
-        <w:rPr>
-          <w:rFonts w:hint="eastAsia"/>
-        </w:rPr>
-        <w:t>’</w:t>
-      </w:r>
-      <w:proofErr w:type="gramEnd"/>
-      <w:r>
-        <w:rPr>
-          <w:rFonts w:hint="eastAsia"/>
-        </w:rPr>
-        <w:t>s performance limits, so it cannot perform optimally.</w:t>
-      </w:r>
-    </w:p>
-    <w:p>
-      <w:pPr>
-        <w:rPr>
-          <w:rFonts w:hint="eastAsia"/>
-        </w:rPr>
-      </w:pPr>
-    </w:p>
-    <w:p>
-      <w:pPr>
-        <w:rPr>
-          <w:rFonts w:hint="eastAsia"/>
-        </w:rPr>
-      </w:pPr>
-      <w:r>
-        <w:rPr>
-          <w:rFonts w:hint="eastAsia"/>
-        </w:rPr>
-        <w:t xml:space="preserve">In addition, to avoid scanning other carts and creating unknown feature points, the carts will avoid each other during pathfinding. Since the carts are dynamic and not synchronized, this </w:t>
-      </w:r>
-      <w:r>
-        <w:rPr>
-          <w:rFonts w:hint="eastAsia"/>
-        </w:rPr>
-        <w:lastRenderedPageBreak/>
-        <w:t>puts higher demands on path planning. Sometimes they have to stay in place, may miss the optimal solution, and in some cases may even cause deadlock.</w:t>
+        <w:t xml:space="preserve">    图片：1，2，3辆小车在,a,b,c,d大小的场景下使用的扫描时间</w:t>
+      </w:r>
+    </w:p>
+    <w:p>
+      <w:pPr>
+        <w:rPr>
+          <w:rFonts w:hint="eastAsia"/>
+        </w:rPr>
+      </w:pPr>
+    </w:p>
+    <w:p>
+      <w:pPr>
+        <w:rPr>
+          <w:rFonts w:hint="eastAsia"/>
+        </w:rPr>
+      </w:pPr>
+      <w:r>
+        <w:rPr>
+          <w:rFonts w:hint="eastAsia"/>
+        </w:rPr>
+        <w:t>It can be seen that the carts and the scanning speed are not in a linear relationship. In some cases, having more carts can even lead to a lower scanning rate. This is because the data terminal has a limit on processing performance. When the number of carts reaches a threshold, the scanning by the carts will be blocked due to the terminal’s performance limits, so it cannot perform optimally.</w:t>
+      </w:r>
+    </w:p>
+    <w:p>
+      <w:pPr>
+        <w:rPr>
+          <w:rFonts w:hint="eastAsia"/>
+        </w:rPr>
+      </w:pPr>
+    </w:p>
+    <w:p>
+      <w:pPr>
+        <w:rPr>
+          <w:rFonts w:hint="eastAsia"/>
+        </w:rPr>
+      </w:pPr>
+      <w:r>
+        <w:rPr>
+          <w:rFonts w:hint="eastAsia"/>
+        </w:rPr>
+        <w:t>In addition, to avoid scanning other carts and creating unknown feature points, the carts will avoid each other during pathfinding. Since the carts are dynamic and not synchronized, this puts higher demands on path planning. Sometimes they have to stay in place, may miss the optimal solution, and in some cases may even cause deadlock.</w:t>
       </w:r>
     </w:p>
     <w:p>
